--- a/docs/TEST_PLAN.docx
+++ b/docs/TEST_PLAN.docx
@@ -23,31 +23,24 @@
         <w:divId w:val="96947334"/>
       </w:pPr>
       <w:r>
-        <w:t xml:space="preserve">Public Web (Hudl.com) + Identity (Auth0 Universal </w:t>
-      </w:r>
-      <w:proofErr w:type="gramStart"/>
-      <w:r>
-        <w:t>Login) —</w:t>
-      </w:r>
-      <w:proofErr w:type="gramEnd"/>
-      <w:r>
-        <w:t xml:space="preserve"> UI Automation &amp; Public HTTP Checks</w:t>
+        <w:t>Public Web (Hudl.com) + Identity (Auth0 Universal Login) — UI Automation &amp; Public HTTP Checks</w:t>
       </w:r>
     </w:p>
     <w:tbl>
       <w:tblPr>
         <w:tblStyle w:val="GridTable4-Accent1"/>
-        <w:tblW w:w="5000" w:type="pct"/>
+        <w:tblW w:w="4902" w:type="pct"/>
         <w:tblInd w:w="0" w:type="dxa"/>
         <w:tblLook w:val="04A0" w:firstRow="1" w:lastRow="0" w:firstColumn="1" w:lastColumn="0" w:noHBand="0" w:noVBand="1"/>
       </w:tblPr>
       <w:tblGrid>
-        <w:gridCol w:w="2768"/>
-        <w:gridCol w:w="6459"/>
+        <w:gridCol w:w="2714"/>
+        <w:gridCol w:w="6332"/>
       </w:tblGrid>
       <w:tr>
         <w:trPr>
           <w:divId w:val="96947334"/>
+          <w:trHeight w:val="482"/>
         </w:trPr>
         <w:tc>
           <w:tcPr>
@@ -89,21 +82,7 @@
               <w:rPr>
                 <w:rFonts w:cs="Times New Roman"/>
               </w:rPr>
-              <w:t xml:space="preserve">Hudl.com (public web experience) and </w:t>
-            </w:r>
-            <w:proofErr w:type="spellStart"/>
-            <w:r>
-              <w:rPr>
-                <w:rFonts w:cs="Times New Roman"/>
-              </w:rPr>
-              <w:t>Hudl</w:t>
-            </w:r>
-            <w:proofErr w:type="spellEnd"/>
-            <w:r>
-              <w:rPr>
-                <w:rFonts w:cs="Times New Roman"/>
-              </w:rPr>
-              <w:t xml:space="preserve"> Identity (Auth0-based login/signup)</w:t>
+              <w:t>Hudl.com (public web experience) and Hudl Identity (Auth0-based login/signup)</w:t>
             </w:r>
           </w:p>
         </w:tc>
@@ -111,6 +90,7 @@
       <w:tr>
         <w:trPr>
           <w:divId w:val="96947334"/>
+          <w:trHeight w:val="472"/>
         </w:trPr>
         <w:tc>
           <w:tcPr>
@@ -152,21 +132,7 @@
               <w:rPr>
                 <w:rFonts w:cs="Times New Roman"/>
               </w:rPr>
-              <w:t xml:space="preserve">Python, Selenium WebDriver, </w:t>
-            </w:r>
-            <w:proofErr w:type="spellStart"/>
-            <w:r>
-              <w:rPr>
-                <w:rFonts w:cs="Times New Roman"/>
-              </w:rPr>
-              <w:t>pytest</w:t>
-            </w:r>
-            <w:proofErr w:type="spellEnd"/>
-            <w:r>
-              <w:rPr>
-                <w:rFonts w:cs="Times New Roman"/>
-              </w:rPr>
-              <w:t xml:space="preserve">, Page Object Model; </w:t>
+              <w:t xml:space="preserve">Python, Selenium WebDriver, pytest, Page Object Model; </w:t>
             </w:r>
             <w:r>
               <w:rPr>
@@ -180,21 +146,7 @@
               <w:rPr>
                 <w:rFonts w:cs="Times New Roman"/>
               </w:rPr>
-              <w:t xml:space="preserve"> for lightweight public HTTP checks (tests/</w:t>
-            </w:r>
-            <w:proofErr w:type="spellStart"/>
-            <w:r>
-              <w:rPr>
-                <w:rFonts w:cs="Times New Roman"/>
-              </w:rPr>
-              <w:t>api</w:t>
-            </w:r>
-            <w:proofErr w:type="spellEnd"/>
-            <w:r>
-              <w:rPr>
-                <w:rFonts w:cs="Times New Roman"/>
-              </w:rPr>
-              <w:t>/)</w:t>
+              <w:t xml:space="preserve"> for lightweight public HTTP checks (tests/api/)</w:t>
             </w:r>
           </w:p>
         </w:tc>
@@ -202,6 +154,7 @@
       <w:tr>
         <w:trPr>
           <w:divId w:val="96947334"/>
+          <w:trHeight w:val="482"/>
         </w:trPr>
         <w:tc>
           <w:tcPr>
@@ -239,19 +192,11 @@
                 <w:rFonts w:cs="Times New Roman"/>
               </w:rPr>
             </w:pPr>
-            <w:proofErr w:type="spellStart"/>
-            <w:r>
-              <w:rPr>
-                <w:rFonts w:cs="Times New Roman"/>
-              </w:rPr>
-              <w:t>pytest</w:t>
-            </w:r>
-            <w:proofErr w:type="spellEnd"/>
-            <w:r>
-              <w:rPr>
-                <w:rFonts w:cs="Times New Roman"/>
-              </w:rPr>
-              <w:t>-html (artifacts/reports/), optional Allure (allure-results/)</w:t>
+            <w:r>
+              <w:rPr>
+                <w:rFonts w:cs="Times New Roman"/>
+              </w:rPr>
+              <w:t>pytest-html (artifacts/reports/), optional Allure (allure-results/)</w:t>
             </w:r>
           </w:p>
         </w:tc>
@@ -259,6 +204,7 @@
       <w:tr>
         <w:trPr>
           <w:divId w:val="96947334"/>
+          <w:trHeight w:val="2374"/>
         </w:trPr>
         <w:tc>
           <w:tcPr>
@@ -291,76 +237,70 @@
           </w:tcPr>
           <w:p>
             <w:pPr>
-              <w:spacing w:before="100" w:beforeAutospacing="1" w:after="100" w:afterAutospacing="1"/>
-              <w:rPr>
-                <w:rFonts w:cs="Times New Roman"/>
-              </w:rPr>
-            </w:pPr>
-            <w:r>
-              <w:rPr>
-                <w:rFonts w:cs="Times New Roman"/>
+              <w:pStyle w:val="NoSpacing"/>
+            </w:pPr>
+            <w:r>
+              <w:rPr>
                 <w:b/>
                 <w:bCs/>
               </w:rPr>
               <w:t>Implemented</w:t>
             </w:r>
             <w:r>
-              <w:rPr>
-                <w:rFonts w:cs="Times New Roman"/>
-              </w:rPr>
               <w:t xml:space="preserve"> = covered by automated tests in the default run. </w:t>
             </w:r>
-            <w:r>
-              <w:rPr>
-                <w:rFonts w:cs="Times New Roman"/>
+          </w:p>
+          <w:p>
+            <w:pPr>
+              <w:pStyle w:val="NoSpacing"/>
+            </w:pPr>
+            <w:r>
+              <w:rPr>
                 <w:b/>
                 <w:bCs/>
               </w:rPr>
               <w:t>Implemented (opt-in)</w:t>
             </w:r>
             <w:r>
-              <w:rPr>
-                <w:rFonts w:cs="Times New Roman"/>
-              </w:rPr>
               <w:t xml:space="preserve"> = skipped unless an environment flag is set (e.g., TC-025). </w:t>
             </w:r>
-            <w:r>
-              <w:rPr>
-                <w:rFonts w:cs="Times New Roman"/>
+          </w:p>
+          <w:p>
+            <w:pPr>
+              <w:pStyle w:val="NoSpacing"/>
+            </w:pPr>
+            <w:r>
+              <w:rPr>
                 <w:b/>
                 <w:bCs/>
               </w:rPr>
               <w:t>Skipped (manual/staging)</w:t>
             </w:r>
             <w:r>
-              <w:rPr>
-                <w:rFonts w:cs="Times New Roman"/>
-              </w:rPr>
-              <w:t xml:space="preserve"> = not run in default CI (e.g., TC-031). </w:t>
-            </w:r>
-            <w:r>
-              <w:rPr>
-                <w:rFonts w:cs="Times New Roman"/>
+              <w:t xml:space="preserve"> = not run in default CI (e.g., TC-031).</w:t>
+            </w:r>
+          </w:p>
+          <w:p>
+            <w:pPr>
+              <w:pStyle w:val="NoSpacing"/>
+            </w:pPr>
+            <w:r>
+              <w:t xml:space="preserve"> </w:t>
+            </w:r>
+            <w:r>
+              <w:rPr>
                 <w:b/>
                 <w:bCs/>
               </w:rPr>
               <w:t>Planned</w:t>
             </w:r>
             <w:r>
-              <w:rPr>
-                <w:rFonts w:cs="Times New Roman"/>
-              </w:rPr>
               <w:t xml:space="preserve"> = backlog/roadmap (Section 3.3).</w:t>
             </w:r>
           </w:p>
         </w:tc>
       </w:tr>
     </w:tbl>
-    <w:p>
-      <w:pPr>
-        <w:divId w:val="96947334"/>
-      </w:pPr>
-    </w:p>
     <w:p>
       <w:pPr>
         <w:pStyle w:val="Heading1"/>
@@ -375,15 +315,7 @@
         <w:divId w:val="1502617940"/>
       </w:pPr>
       <w:r>
-        <w:t xml:space="preserve">This plan describes UI test coverage for </w:t>
-      </w:r>
-      <w:proofErr w:type="spellStart"/>
-      <w:r>
-        <w:t>Hudl’s</w:t>
-      </w:r>
-      <w:proofErr w:type="spellEnd"/>
-      <w:r>
-        <w:t xml:space="preserve"> public experience (home, login, create account, legal links, social sign-in entry points, validation) and, where feasible, post-login session behavior, security-oriented inputs, cross-browser/viewport, resilience, accessibility, and framework quality. It also covers lightweight public HTTP checks (status codes and redirect landing hosts) that support UI tests without calling undocumented private APIs.</w:t>
+        <w:t>This plan describes UI test coverage for Hudl’s public experience (home, login, create account, legal links, social sign-in entry points, validation) and, where feasible, post-login session behavior, security-oriented inputs, cross-browser/viewport, resilience, accessibility, and framework quality. It also covers lightweight public HTTP checks (status codes and redirect landing hosts) that support UI tests without calling undocumented private APIs.</w:t>
       </w:r>
     </w:p>
     <w:p>
@@ -405,15 +337,7 @@
         <w:divId w:val="1502617940"/>
       </w:pPr>
       <w:r>
-        <w:t xml:space="preserve">Navigation and visibility on hudl.com and </w:t>
-      </w:r>
-      <w:proofErr w:type="spellStart"/>
-      <w:r>
-        <w:t>Hudl</w:t>
-      </w:r>
-      <w:proofErr w:type="spellEnd"/>
-      <w:r>
-        <w:t xml:space="preserve"> identity (Auth0) pages.</w:t>
+        <w:t>Navigation and visibility on hudl.com and Hudl identity (Auth0) pages.</w:t>
       </w:r>
     </w:p>
     <w:p>
@@ -465,15 +389,7 @@
         <w:divId w:val="1502617940"/>
       </w:pPr>
       <w:r>
-        <w:t>Public HTTP surface checks (tests/</w:t>
-      </w:r>
-      <w:proofErr w:type="spellStart"/>
-      <w:r>
-        <w:t>api</w:t>
-      </w:r>
-      <w:proofErr w:type="spellEnd"/>
-      <w:r>
-        <w:t xml:space="preserve">/): GET </w:t>
+        <w:t xml:space="preserve">Public HTTP surface checks (tests/api/): GET </w:t>
       </w:r>
       <w:r>
         <w:rPr>
@@ -518,7 +434,6 @@
         <w:divId w:val="1502617940"/>
       </w:pPr>
       <w:r>
-        <w:lastRenderedPageBreak/>
         <w:t>Out of scope (unless explicitly added later)</w:t>
       </w:r>
     </w:p>
@@ -532,15 +447,7 @@
         <w:divId w:val="1502617940"/>
       </w:pPr>
       <w:r>
-        <w:t xml:space="preserve">Undocumented </w:t>
-      </w:r>
-      <w:proofErr w:type="spellStart"/>
-      <w:r>
-        <w:t>Hudl</w:t>
-      </w:r>
-      <w:proofErr w:type="spellEnd"/>
-      <w:r>
-        <w:t xml:space="preserve"> backend JSON APIs, service accounts, or token flows without official test access and specifications (see Section 3.4 roadmap).</w:t>
+        <w:t>Undocumented Hudl backend JSON APIs, service accounts, or token flows without official test access and specifications (see Section 3.4 roadmap).</w:t>
       </w:r>
     </w:p>
     <w:p>
@@ -1257,19 +1164,11 @@
                 <w:rFonts w:cs="Times New Roman"/>
               </w:rPr>
             </w:pPr>
-            <w:proofErr w:type="gramStart"/>
-            <w:r>
-              <w:rPr>
-                <w:rFonts w:cs="Times New Roman"/>
-              </w:rPr>
-              <w:t>User</w:t>
-            </w:r>
-            <w:proofErr w:type="gramEnd"/>
-            <w:r>
-              <w:rPr>
-                <w:rFonts w:cs="Times New Roman"/>
-              </w:rPr>
-              <w:t xml:space="preserve"> can see a clear path to log in.</w:t>
+            <w:r>
+              <w:rPr>
+                <w:rFonts w:cs="Times New Roman"/>
+              </w:rPr>
+              <w:t>User can see a clear path to log in.</w:t>
             </w:r>
           </w:p>
         </w:tc>
@@ -1292,6 +1191,7 @@
               <w:rPr>
                 <w:rFonts w:cs="Times New Roman"/>
               </w:rPr>
+              <w:lastRenderedPageBreak/>
               <w:t>TC-002</w:t>
             </w:r>
           </w:p>
@@ -1376,35 +1276,27 @@
               <w:rPr>
                 <w:rFonts w:cs="Times New Roman"/>
               </w:rPr>
-              <w:t xml:space="preserve">Login page shows primary </w:t>
-            </w:r>
-            <w:r>
-              <w:rPr>
-                <w:rFonts w:cs="Times New Roman"/>
-              </w:rPr>
-              <w:lastRenderedPageBreak/>
-              <w:t>submit/continue affordance</w:t>
-            </w:r>
-          </w:p>
-        </w:tc>
-        <w:tc>
-          <w:tcPr>
-            <w:tcW w:w="0" w:type="auto"/>
-            <w:vAlign w:val="center"/>
-            <w:hideMark/>
-          </w:tcPr>
-          <w:p>
-            <w:pPr>
-              <w:spacing w:before="100" w:beforeAutospacing="1" w:after="100" w:afterAutospacing="1"/>
-              <w:rPr>
-                <w:rFonts w:cs="Times New Roman"/>
-              </w:rPr>
-            </w:pPr>
-            <w:r>
-              <w:rPr>
-                <w:rFonts w:cs="Times New Roman"/>
-              </w:rPr>
-              <w:lastRenderedPageBreak/>
+              <w:t>Login page shows primary submit/continue affordance</w:t>
+            </w:r>
+          </w:p>
+        </w:tc>
+        <w:tc>
+          <w:tcPr>
+            <w:tcW w:w="0" w:type="auto"/>
+            <w:vAlign w:val="center"/>
+            <w:hideMark/>
+          </w:tcPr>
+          <w:p>
+            <w:pPr>
+              <w:spacing w:before="100" w:beforeAutospacing="1" w:after="100" w:afterAutospacing="1"/>
+              <w:rPr>
+                <w:rFonts w:cs="Times New Roman"/>
+              </w:rPr>
+            </w:pPr>
+            <w:r>
+              <w:rPr>
+                <w:rFonts w:cs="Times New Roman"/>
+              </w:rPr>
               <w:t>Login/continue control is visible.</w:t>
             </w:r>
           </w:p>
@@ -1661,21 +1553,7 @@
               <w:rPr>
                 <w:rFonts w:cs="Times New Roman"/>
               </w:rPr>
-              <w:t xml:space="preserve">User lands on a </w:t>
-            </w:r>
-            <w:proofErr w:type="spellStart"/>
-            <w:r>
-              <w:rPr>
-                <w:rFonts w:cs="Times New Roman"/>
-              </w:rPr>
-              <w:t>Hudl</w:t>
-            </w:r>
-            <w:proofErr w:type="spellEnd"/>
-            <w:r>
-              <w:rPr>
-                <w:rFonts w:cs="Times New Roman"/>
-              </w:rPr>
-              <w:t xml:space="preserve"> application host (not identity.hudl.com) and is not stuck on /u/login/*.</w:t>
+              <w:t>User lands on a Hudl application host (not identity.hudl.com) and is not stuck on /u/login/*.</w:t>
             </w:r>
           </w:p>
         </w:tc>
@@ -1927,33 +1805,11 @@
                 <w:rFonts w:cs="Times New Roman"/>
               </w:rPr>
             </w:pPr>
-            <w:proofErr w:type="gramStart"/>
-            <w:r>
-              <w:rPr>
-                <w:rFonts w:cs="Times New Roman"/>
-              </w:rPr>
-              <w:t>Navigates to</w:t>
-            </w:r>
-            <w:proofErr w:type="gramEnd"/>
-            <w:r>
-              <w:rPr>
-                <w:rFonts w:cs="Times New Roman"/>
-              </w:rPr>
-              <w:t xml:space="preserve"> the </w:t>
-            </w:r>
-            <w:proofErr w:type="spellStart"/>
-            <w:r>
-              <w:rPr>
-                <w:rFonts w:cs="Times New Roman"/>
-              </w:rPr>
-              <w:t>Hudl</w:t>
-            </w:r>
-            <w:proofErr w:type="spellEnd"/>
-            <w:r>
-              <w:rPr>
-                <w:rFonts w:cs="Times New Roman"/>
-              </w:rPr>
-              <w:t xml:space="preserve"> privacy policy.</w:t>
+            <w:r>
+              <w:rPr>
+                <w:rFonts w:cs="Times New Roman"/>
+              </w:rPr>
+              <w:t>Navigates to the Hudl privacy policy.</w:t>
             </w:r>
           </w:p>
         </w:tc>
@@ -2081,21 +1937,7 @@
               <w:rPr>
                 <w:rFonts w:cs="Times New Roman"/>
               </w:rPr>
-              <w:t xml:space="preserve">Navigates to the </w:t>
-            </w:r>
-            <w:proofErr w:type="spellStart"/>
-            <w:r>
-              <w:rPr>
-                <w:rFonts w:cs="Times New Roman"/>
-              </w:rPr>
-              <w:t>Hudl</w:t>
-            </w:r>
-            <w:proofErr w:type="spellEnd"/>
-            <w:r>
-              <w:rPr>
-                <w:rFonts w:cs="Times New Roman"/>
-              </w:rPr>
-              <w:t xml:space="preserve"> terms.</w:t>
+              <w:t>Navigates to the Hudl terms.</w:t>
             </w:r>
           </w:p>
         </w:tc>
@@ -2198,19 +2040,11 @@
                 <w:rFonts w:cs="Times New Roman"/>
               </w:rPr>
             </w:pPr>
-            <w:proofErr w:type="gramStart"/>
-            <w:r>
-              <w:rPr>
-                <w:rFonts w:cs="Times New Roman"/>
-              </w:rPr>
-              <w:t>Continue</w:t>
-            </w:r>
-            <w:proofErr w:type="gramEnd"/>
-            <w:r>
-              <w:rPr>
-                <w:rFonts w:cs="Times New Roman"/>
-              </w:rPr>
-              <w:t xml:space="preserve"> with Google starts OAuth flow</w:t>
+            <w:r>
+              <w:rPr>
+                <w:rFonts w:cs="Times New Roman"/>
+              </w:rPr>
+              <w:t>Continue with Google starts OAuth flow</w:t>
             </w:r>
           </w:p>
         </w:tc>
@@ -2334,19 +2168,11 @@
                 <w:rFonts w:cs="Times New Roman"/>
               </w:rPr>
             </w:pPr>
-            <w:proofErr w:type="gramStart"/>
-            <w:r>
-              <w:rPr>
-                <w:rFonts w:cs="Times New Roman"/>
-              </w:rPr>
-              <w:t>Continue</w:t>
-            </w:r>
-            <w:proofErr w:type="gramEnd"/>
-            <w:r>
-              <w:rPr>
-                <w:rFonts w:cs="Times New Roman"/>
-              </w:rPr>
-              <w:t xml:space="preserve"> with Facebook starts OAuth flow</w:t>
+            <w:r>
+              <w:rPr>
+                <w:rFonts w:cs="Times New Roman"/>
+              </w:rPr>
+              <w:t>Continue with Facebook starts OAuth flow</w:t>
             </w:r>
           </w:p>
         </w:tc>
@@ -2470,19 +2296,11 @@
                 <w:rFonts w:cs="Times New Roman"/>
               </w:rPr>
             </w:pPr>
-            <w:proofErr w:type="gramStart"/>
-            <w:r>
-              <w:rPr>
-                <w:rFonts w:cs="Times New Roman"/>
-              </w:rPr>
-              <w:t>Continue</w:t>
-            </w:r>
-            <w:proofErr w:type="gramEnd"/>
-            <w:r>
-              <w:rPr>
-                <w:rFonts w:cs="Times New Roman"/>
-              </w:rPr>
-              <w:t xml:space="preserve"> with Apple starts OAuth flow</w:t>
+            <w:r>
+              <w:rPr>
+                <w:rFonts w:cs="Times New Roman"/>
+              </w:rPr>
+              <w:t>Continue with Apple starts OAuth flow</w:t>
             </w:r>
           </w:p>
         </w:tc>
@@ -3400,21 +3218,7 @@
               <w:rPr>
                 <w:rFonts w:cs="Times New Roman"/>
               </w:rPr>
-              <w:t xml:space="preserve">Field messages </w:t>
-            </w:r>
-            <w:proofErr w:type="gramStart"/>
-            <w:r>
-              <w:rPr>
-                <w:rFonts w:cs="Times New Roman"/>
-              </w:rPr>
-              <w:t>shown</w:t>
-            </w:r>
-            <w:proofErr w:type="gramEnd"/>
-            <w:r>
-              <w:rPr>
-                <w:rFonts w:cs="Times New Roman"/>
-              </w:rPr>
-              <w:t xml:space="preserve"> for required inputs.</w:t>
+              <w:t>Field messages shown for required inputs.</w:t>
             </w:r>
           </w:p>
         </w:tc>
@@ -3905,58 +3709,28 @@
               <w:rPr>
                 <w:rFonts w:cs="Times New Roman"/>
               </w:rPr>
-              <w:t xml:space="preserve">URL redaction strips </w:t>
-            </w:r>
-            <w:proofErr w:type="spellStart"/>
-            <w:r>
-              <w:rPr>
-                <w:rFonts w:cs="Times New Roman"/>
-              </w:rPr>
-              <w:t>userinfo</w:t>
-            </w:r>
-            <w:proofErr w:type="spellEnd"/>
-            <w:r>
-              <w:rPr>
-                <w:rFonts w:cs="Times New Roman"/>
-              </w:rPr>
-              <w:t xml:space="preserve"> in host</w:t>
-            </w:r>
-          </w:p>
-        </w:tc>
-        <w:tc>
-          <w:tcPr>
-            <w:tcW w:w="0" w:type="auto"/>
-            <w:vAlign w:val="center"/>
-            <w:hideMark/>
-          </w:tcPr>
-          <w:p>
-            <w:pPr>
-              <w:spacing w:before="100" w:beforeAutospacing="1" w:after="100" w:afterAutospacing="1"/>
-              <w:rPr>
-                <w:rFonts w:cs="Times New Roman"/>
-              </w:rPr>
-            </w:pPr>
-            <w:r>
-              <w:rPr>
-                <w:rFonts w:cs="Times New Roman"/>
-              </w:rPr>
-              <w:t xml:space="preserve">No </w:t>
-            </w:r>
-            <w:proofErr w:type="spellStart"/>
-            <w:proofErr w:type="gramStart"/>
-            <w:r>
-              <w:rPr>
-                <w:rFonts w:cs="Times New Roman"/>
-              </w:rPr>
-              <w:t>user:pass</w:t>
-            </w:r>
-            <w:proofErr w:type="spellEnd"/>
-            <w:proofErr w:type="gramEnd"/>
-            <w:r>
-              <w:rPr>
-                <w:rFonts w:cs="Times New Roman"/>
-              </w:rPr>
-              <w:t xml:space="preserve"> appears in logged host.</w:t>
+              <w:t>URL redaction strips userinfo in host</w:t>
+            </w:r>
+          </w:p>
+        </w:tc>
+        <w:tc>
+          <w:tcPr>
+            <w:tcW w:w="0" w:type="auto"/>
+            <w:vAlign w:val="center"/>
+            <w:hideMark/>
+          </w:tcPr>
+          <w:p>
+            <w:pPr>
+              <w:spacing w:before="100" w:beforeAutospacing="1" w:after="100" w:afterAutospacing="1"/>
+              <w:rPr>
+                <w:rFonts w:cs="Times New Roman"/>
+              </w:rPr>
+            </w:pPr>
+            <w:r>
+              <w:rPr>
+                <w:rFonts w:cs="Times New Roman"/>
+              </w:rPr>
+              <w:t>No user:pass appears in logged host.</w:t>
             </w:r>
           </w:p>
         </w:tc>
@@ -4084,21 +3858,7 @@
               <w:rPr>
                 <w:rFonts w:cs="Times New Roman"/>
               </w:rPr>
-              <w:t xml:space="preserve">After refresh: still on </w:t>
-            </w:r>
-            <w:proofErr w:type="spellStart"/>
-            <w:r>
-              <w:rPr>
-                <w:rFonts w:cs="Times New Roman"/>
-              </w:rPr>
-              <w:t>Hudl</w:t>
-            </w:r>
-            <w:proofErr w:type="spellEnd"/>
-            <w:r>
-              <w:rPr>
-                <w:rFonts w:cs="Times New Roman"/>
-              </w:rPr>
-              <w:t xml:space="preserve"> app host; not returned to Auth0 login steps.</w:t>
+              <w:t>After refresh: still on Hudl app host; not returned to Auth0 login steps.</w:t>
             </w:r>
           </w:p>
         </w:tc>
@@ -4738,21 +4498,7 @@
               <w:rPr>
                 <w:rFonts w:cs="Times New Roman"/>
               </w:rPr>
-              <w:t xml:space="preserve">No client </w:t>
-            </w:r>
-            <w:proofErr w:type="gramStart"/>
-            <w:r>
-              <w:rPr>
-                <w:rFonts w:cs="Times New Roman"/>
-              </w:rPr>
-              <w:t>crash;</w:t>
-            </w:r>
-            <w:proofErr w:type="gramEnd"/>
-            <w:r>
-              <w:rPr>
-                <w:rFonts w:cs="Times New Roman"/>
-              </w:rPr>
-              <w:t xml:space="preserve"> login succeeds or fails gracefully.</w:t>
+              <w:t>No client crash; login succeeds or fails gracefully.</w:t>
             </w:r>
           </w:p>
         </w:tc>
@@ -6268,56 +6014,28 @@
               <w:rPr>
                 <w:rFonts w:cs="Times New Roman"/>
               </w:rPr>
-              <w:t xml:space="preserve">Explicit waits are used in </w:t>
-            </w:r>
-            <w:proofErr w:type="spellStart"/>
-            <w:r>
-              <w:rPr>
-                <w:rFonts w:cs="Times New Roman"/>
-              </w:rPr>
-              <w:t>BasePage</w:t>
-            </w:r>
-            <w:proofErr w:type="spellEnd"/>
-            <w:r>
-              <w:rPr>
-                <w:rFonts w:cs="Times New Roman"/>
-              </w:rPr>
-              <w:t xml:space="preserve"> helpers</w:t>
-            </w:r>
-          </w:p>
-        </w:tc>
-        <w:tc>
-          <w:tcPr>
-            <w:tcW w:w="0" w:type="auto"/>
-            <w:vAlign w:val="center"/>
-            <w:hideMark/>
-          </w:tcPr>
-          <w:p>
-            <w:pPr>
-              <w:spacing w:before="100" w:beforeAutospacing="1" w:after="100" w:afterAutospacing="1"/>
-              <w:rPr>
-                <w:rFonts w:cs="Times New Roman"/>
-              </w:rPr>
-            </w:pPr>
-            <w:r>
-              <w:rPr>
-                <w:rFonts w:cs="Times New Roman"/>
-              </w:rPr>
-              <w:t xml:space="preserve">Wait helpers are </w:t>
-            </w:r>
-            <w:proofErr w:type="spellStart"/>
-            <w:r>
-              <w:rPr>
-                <w:rFonts w:cs="Times New Roman"/>
-              </w:rPr>
-              <w:t>WebDriverWait</w:t>
-            </w:r>
-            <w:proofErr w:type="spellEnd"/>
-            <w:r>
-              <w:rPr>
-                <w:rFonts w:cs="Times New Roman"/>
-              </w:rPr>
-              <w:t>-based; no brittle sleeps.</w:t>
+              <w:t>Explicit waits are used in BasePage helpers</w:t>
+            </w:r>
+          </w:p>
+        </w:tc>
+        <w:tc>
+          <w:tcPr>
+            <w:tcW w:w="0" w:type="auto"/>
+            <w:vAlign w:val="center"/>
+            <w:hideMark/>
+          </w:tcPr>
+          <w:p>
+            <w:pPr>
+              <w:spacing w:before="100" w:beforeAutospacing="1" w:after="100" w:afterAutospacing="1"/>
+              <w:rPr>
+                <w:rFonts w:cs="Times New Roman"/>
+              </w:rPr>
+            </w:pPr>
+            <w:r>
+              <w:rPr>
+                <w:rFonts w:cs="Times New Roman"/>
+              </w:rPr>
+              <w:t>Wait helpers are WebDriverWait-based; no brittle sleeps.</w:t>
             </w:r>
           </w:p>
         </w:tc>
@@ -7094,21 +6812,7 @@
               <w:rPr>
                 <w:rFonts w:cs="Times New Roman"/>
               </w:rPr>
-              <w:t xml:space="preserve">Final URL is on a </w:t>
-            </w:r>
-            <w:proofErr w:type="spellStart"/>
-            <w:r>
-              <w:rPr>
-                <w:rFonts w:cs="Times New Roman"/>
-              </w:rPr>
-              <w:t>Hudl</w:t>
-            </w:r>
-            <w:proofErr w:type="spellEnd"/>
-            <w:r>
-              <w:rPr>
-                <w:rFonts w:cs="Times New Roman"/>
-              </w:rPr>
-              <w:t xml:space="preserve"> application host (not identity.hudl.com) and path is not /u/login/*.</w:t>
+              <w:t>Final URL is on a Hudl application host (not identity.hudl.com) and path is not /u/login/*.</w:t>
             </w:r>
           </w:p>
         </w:tc>
@@ -7316,21 +7020,7 @@
               <w:rPr>
                 <w:rFonts w:cs="Times New Roman"/>
               </w:rPr>
-              <w:t>Explicit waits (</w:t>
-            </w:r>
-            <w:proofErr w:type="spellStart"/>
-            <w:r>
-              <w:rPr>
-                <w:rFonts w:cs="Times New Roman"/>
-              </w:rPr>
-              <w:t>WebDriverWait</w:t>
-            </w:r>
-            <w:proofErr w:type="spellEnd"/>
-            <w:r>
-              <w:rPr>
-                <w:rFonts w:cs="Times New Roman"/>
-              </w:rPr>
-              <w:t>-based helpers)</w:t>
+              <w:t>Explicit waits (WebDriverWait-based helpers)</w:t>
             </w:r>
           </w:p>
         </w:tc>
@@ -7398,21 +7088,7 @@
               <w:rPr>
                 <w:rFonts w:cs="Times New Roman"/>
               </w:rPr>
-              <w:t xml:space="preserve">Prefer CI </w:t>
-            </w:r>
-            <w:proofErr w:type="gramStart"/>
-            <w:r>
-              <w:rPr>
-                <w:rFonts w:cs="Times New Roman"/>
-              </w:rPr>
-              <w:t>reruns</w:t>
-            </w:r>
-            <w:proofErr w:type="gramEnd"/>
-            <w:r>
-              <w:rPr>
-                <w:rFonts w:cs="Times New Roman"/>
-              </w:rPr>
-              <w:t xml:space="preserve"> to masking issues inside page objects.</w:t>
+              <w:t>Prefer CI reruns to masking issues inside page objects.</w:t>
             </w:r>
           </w:p>
         </w:tc>
@@ -7638,21 +7314,7 @@
               <w:rPr>
                 <w:rFonts w:cs="Times New Roman"/>
               </w:rPr>
-              <w:t>Capture on failure and attach to reports (</w:t>
-            </w:r>
-            <w:proofErr w:type="spellStart"/>
-            <w:r>
-              <w:rPr>
-                <w:rFonts w:cs="Times New Roman"/>
-              </w:rPr>
-              <w:t>pytest</w:t>
-            </w:r>
-            <w:proofErr w:type="spellEnd"/>
-            <w:r>
-              <w:rPr>
-                <w:rFonts w:cs="Times New Roman"/>
-              </w:rPr>
-              <w:t>-html/Allure).</w:t>
+              <w:t>Capture on failure and attach to reports (pytest-html/Allure).</w:t>
             </w:r>
           </w:p>
         </w:tc>
@@ -7889,21 +7551,7 @@
               <w:rPr>
                 <w:rFonts w:cs="Times New Roman"/>
               </w:rPr>
-              <w:t>Smoke UI suite plus public HTTP checks (tests/smoke and tests/</w:t>
-            </w:r>
-            <w:proofErr w:type="spellStart"/>
-            <w:r>
-              <w:rPr>
-                <w:rFonts w:cs="Times New Roman"/>
-              </w:rPr>
-              <w:t>api</w:t>
-            </w:r>
-            <w:proofErr w:type="spellEnd"/>
-            <w:r>
-              <w:rPr>
-                <w:rFonts w:cs="Times New Roman"/>
-              </w:rPr>
-              <w:t>)</w:t>
+              <w:t>Smoke UI suite plus public HTTP checks (tests/smoke and tests/api)</w:t>
             </w:r>
           </w:p>
         </w:tc>
@@ -9217,23 +8865,7 @@
         <w:t>Principle:</w:t>
       </w:r>
       <w:r>
-        <w:t xml:space="preserve"> Do not invent endpoints or token flows; expand </w:t>
-      </w:r>
-      <w:proofErr w:type="gramStart"/>
-      <w:r>
-        <w:t>public-route</w:t>
-      </w:r>
-      <w:proofErr w:type="gramEnd"/>
-      <w:r>
-        <w:t xml:space="preserve"> checks as new public routes are </w:t>
-      </w:r>
-      <w:proofErr w:type="gramStart"/>
-      <w:r>
-        <w:t>introduced, and</w:t>
-      </w:r>
-      <w:proofErr w:type="gramEnd"/>
-      <w:r>
-        <w:t xml:space="preserve"> add contract coverage only with specifications and approved access.</w:t>
+        <w:t xml:space="preserve"> Do not invent endpoints or token flows; expand public-route checks as new public routes are introduced, and add contract coverage only with specifications and approved access.</w:t>
       </w:r>
     </w:p>
     <w:p>
@@ -9543,21 +9175,7 @@
               <w:rPr>
                 <w:rFonts w:cs="Times New Roman"/>
               </w:rPr>
-              <w:t>Runs smoke UI + public HTTP checks (tests/smoke and tests/</w:t>
-            </w:r>
-            <w:proofErr w:type="spellStart"/>
-            <w:r>
-              <w:rPr>
-                <w:rFonts w:cs="Times New Roman"/>
-              </w:rPr>
-              <w:t>api</w:t>
-            </w:r>
-            <w:proofErr w:type="spellEnd"/>
-            <w:r>
-              <w:rPr>
-                <w:rFonts w:cs="Times New Roman"/>
-              </w:rPr>
-              <w:t>) as defined by the CI workflow.</w:t>
+              <w:t>Runs smoke UI + public HTTP checks (tests/smoke and tests/api) as defined by the CI workflow.</w:t>
             </w:r>
           </w:p>
         </w:tc>
@@ -9597,19 +9215,11 @@
                 <w:rFonts w:cs="Times New Roman"/>
               </w:rPr>
             </w:pPr>
-            <w:proofErr w:type="spellStart"/>
-            <w:r>
-              <w:rPr>
-                <w:rFonts w:cs="Times New Roman"/>
-              </w:rPr>
-              <w:t>pytest</w:t>
-            </w:r>
-            <w:proofErr w:type="spellEnd"/>
-            <w:r>
-              <w:rPr>
-                <w:rFonts w:cs="Times New Roman"/>
-              </w:rPr>
-              <w:t xml:space="preserve"> tests/smoke -m smoke</w:t>
+            <w:r>
+              <w:rPr>
+                <w:rFonts w:cs="Times New Roman"/>
+              </w:rPr>
+              <w:t>pytest tests/smoke -m smoke</w:t>
             </w:r>
           </w:p>
         </w:tc>
@@ -9649,33 +9259,11 @@
                 <w:rFonts w:cs="Times New Roman"/>
               </w:rPr>
             </w:pPr>
-            <w:proofErr w:type="spellStart"/>
-            <w:r>
-              <w:rPr>
-                <w:rFonts w:cs="Times New Roman"/>
-              </w:rPr>
-              <w:t>pytest</w:t>
-            </w:r>
-            <w:proofErr w:type="spellEnd"/>
-            <w:r>
-              <w:rPr>
-                <w:rFonts w:cs="Times New Roman"/>
-              </w:rPr>
-              <w:t xml:space="preserve"> tests/smoke -m smoke tests/</w:t>
-            </w:r>
-            <w:proofErr w:type="spellStart"/>
-            <w:r>
-              <w:rPr>
-                <w:rFonts w:cs="Times New Roman"/>
-              </w:rPr>
-              <w:t>api</w:t>
-            </w:r>
-            <w:proofErr w:type="spellEnd"/>
-            <w:r>
-              <w:rPr>
-                <w:rFonts w:cs="Times New Roman"/>
-              </w:rPr>
-              <w:t xml:space="preserve"> -q</w:t>
+            <w:r>
+              <w:rPr>
+                <w:rFonts w:cs="Times New Roman"/>
+              </w:rPr>
+              <w:t>pytest tests/smoke -m smoke tests/api -q</w:t>
             </w:r>
           </w:p>
         </w:tc>
@@ -9715,19 +9303,11 @@
                 <w:rFonts w:cs="Times New Roman"/>
               </w:rPr>
             </w:pPr>
-            <w:proofErr w:type="spellStart"/>
-            <w:r>
-              <w:rPr>
-                <w:rFonts w:cs="Times New Roman"/>
-              </w:rPr>
-              <w:t>pytest</w:t>
-            </w:r>
-            <w:proofErr w:type="spellEnd"/>
-            <w:r>
-              <w:rPr>
-                <w:rFonts w:cs="Times New Roman"/>
-              </w:rPr>
-              <w:t xml:space="preserve"> tests/ (use for nightly or pre-release; requires credentials for auth/session coverage).</w:t>
+            <w:r>
+              <w:rPr>
+                <w:rFonts w:cs="Times New Roman"/>
+              </w:rPr>
+              <w:t>pytest tests/ (use for nightly or pre-release; requires credentials for auth/session coverage).</w:t>
             </w:r>
           </w:p>
         </w:tc>
@@ -9815,49 +9395,7 @@
               <w:rPr>
                 <w:rFonts w:cs="Times New Roman"/>
               </w:rPr>
-              <w:t xml:space="preserve">python -m </w:t>
-            </w:r>
-            <w:proofErr w:type="spellStart"/>
-            <w:r>
-              <w:rPr>
-                <w:rFonts w:cs="Times New Roman"/>
-              </w:rPr>
-              <w:t>pytest</w:t>
-            </w:r>
-            <w:proofErr w:type="spellEnd"/>
-            <w:r>
-              <w:rPr>
-                <w:rFonts w:cs="Times New Roman"/>
-              </w:rPr>
-              <w:t xml:space="preserve"> --</w:t>
-            </w:r>
-            <w:proofErr w:type="spellStart"/>
-            <w:r>
-              <w:rPr>
-                <w:rFonts w:cs="Times New Roman"/>
-              </w:rPr>
-              <w:t>alluredir</w:t>
-            </w:r>
-            <w:proofErr w:type="spellEnd"/>
-            <w:r>
-              <w:rPr>
-                <w:rFonts w:cs="Times New Roman"/>
-              </w:rPr>
-              <w:t>=allure-results --clean-</w:t>
-            </w:r>
-            <w:proofErr w:type="spellStart"/>
-            <w:r>
-              <w:rPr>
-                <w:rFonts w:cs="Times New Roman"/>
-              </w:rPr>
-              <w:t>alluredir</w:t>
-            </w:r>
-            <w:proofErr w:type="spellEnd"/>
-            <w:r>
-              <w:rPr>
-                <w:rFonts w:cs="Times New Roman"/>
-              </w:rPr>
-              <w:t>; then allure serve allure-results</w:t>
+              <w:t>python -m pytest --alluredir=allure-results --clean-alluredir; then allure serve allure-results</w:t>
             </w:r>
           </w:p>
         </w:tc>
@@ -12282,6 +11820,15 @@
       <w:szCs w:val="27"/>
     </w:rPr>
   </w:style>
+  <w:style w:type="paragraph" w:styleId="NoSpacing">
+    <w:name w:val="No Spacing"/>
+    <w:uiPriority w:val="1"/>
+    <w:qFormat/>
+    <w:rsid w:val="006C1584"/>
+    <w:pPr>
+      <w:spacing w:after="0" w:line="240" w:lineRule="auto"/>
+    </w:pPr>
+  </w:style>
 </w:styles>
 </file>
 
